--- a/skills/phong-tccb/assets/cv-thongbao-bhxh-thay-doi-nhan-luc.docx
+++ b/skills/phong-tccb/assets/cv-thongbao-bhxh-thay-doi-nhan-luc.docx
@@ -1,6 +1,95 @@
 
-<file path=word/document.xml><?xml version="1.0" encoding="utf-8"?>
-<w:document xmlns:wpc="http://schemas.microsoft.com/office/word/2010/wordprocessingCanvas" xmlns:mc="http://schemas.openxmlformats.org/markup-compatibility/2006" xmlns:o="urn:schemas-microsoft-com:office:office" xmlns:r="http://schemas.openxmlformats.org/officeDocument/2006/relationships" xmlns:m="http://schemas.openxmlformats.org/officeDocument/2006/math" xmlns:v="urn:schemas-microsoft-com:vml" xmlns:wp14="http://schemas.microsoft.com/office/word/2010/wordprocessingDrawing" xmlns:wp="http://schemas.openxmlformats.org/drawingml/2006/wordprocessingDrawing" xmlns:w10="urn:schemas-microsoft-com:office:word" xmlns:w="http://schemas.openxmlformats.org/wordprocessingml/2006/main" xmlns:w14="http://schemas.microsoft.com/office/word/2010/wordml" xmlns:wpg="http://schemas.microsoft.com/office/word/2010/wordprocessingGroup" xmlns:wpi="http://schemas.microsoft.com/office/word/2010/wordprocessingInk" xmlns:wne="http://schemas.microsoft.com/office/word/2006/wordml" xmlns:wps="http://schemas.microsoft.com/office/word/2010/wordprocessingShape" mc:Ignorable="w14">
+<file path=./[Content_Types].xml><?xml version="1.0" encoding="utf-8"?>
+<Types xmlns="http://schemas.openxmlformats.org/package/2006/content-types">
+  <Default Extension="rels" ContentType="application/vnd.openxmlformats-package.relationships+xml"/>
+  <Default Extension="xml" ContentType="application/xml"/>
+  <Override PartName="/word/document.xml" ContentType="application/vnd.openxmlformats-officedocument.wordprocessingml.document.main+xml"/>
+  <Override PartName="/customXml/itemProps1.xml" ContentType="application/vnd.openxmlformats-officedocument.customXmlProperties+xml"/>
+  <Override PartName="/word/numbering.xml" ContentType="application/vnd.openxmlformats-officedocument.wordprocessingml.numbering+xml"/>
+  <Override PartName="/word/styles.xml" ContentType="application/vnd.openxmlformats-officedocument.wordprocessingml.styles+xml"/>
+  <Override PartName="/word/stylesWithEffects.xml" ContentType="application/vnd.ms-word.stylesWithEffects+xml"/>
+  <Override PartName="/word/settings.xml" ContentType="application/vnd.openxmlformats-officedocument.wordprocessingml.settings+xml"/>
+  <Override PartName="/word/webSettings.xml" ContentType="application/vnd.openxmlformats-officedocument.wordprocessingml.webSettings+xml"/>
+  <Override PartName="/word/fontTable.xml" ContentType="application/vnd.openxmlformats-officedocument.wordprocessingml.fontTable+xml"/>
+  <Override PartName="/word/theme/theme1.xml" ContentType="application/vnd.openxmlformats-officedocument.theme+xml"/>
+  <Override PartName="/docProps/core.xml" ContentType="application/vnd.openxmlformats-package.core-properties+xml"/>
+  <Override PartName="/docProps/app.xml" ContentType="application/vnd.openxmlformats-officedocument.extended-properties+xml"/>
+  <Override PartName="/docProps/custom.xml" ContentType="application/vnd.openxmlformats-officedocument.custom-properties+xml"/>
+</Types>
+</file>
+
+<file path=./customXml/item1.xml><?xml version="1.0" encoding="utf-8"?>
+<b:Sources xmlns:b="http://schemas.openxmlformats.org/officeDocument/2006/bibliography" xmlns="http://schemas.openxmlformats.org/officeDocument/2006/bibliography" SelectedStyle="\APA.XSL" StyleName="APA"/>
+</file>
+
+<file path=./customXml/itemProps1.xml><?xml version="1.0" encoding="utf-8"?>
+<ds:datastoreItem xmlns:ds="http://schemas.openxmlformats.org/officeDocument/2006/customXml" ds:itemID="{464038F5-B986-4FF0-9ADE-F5B603C04C9A}">
+  <ds:schemaRefs>
+    <ds:schemaRef ds:uri="http://schemas.openxmlformats.org/officeDocument/2006/bibliography"/>
+  </ds:schemaRefs>
+</ds:datastoreItem>
+</file>
+
+<file path=./docProps/app.xml><?xml version="1.0" encoding="utf-8"?>
+<Properties xmlns="http://schemas.openxmlformats.org/officeDocument/2006/extended-properties" xmlns:vt="http://schemas.openxmlformats.org/officeDocument/2006/docPropsVTypes">
+  <Template>Normal</Template>
+  <TotalTime>1422</TotalTime>
+  <Pages>2</Pages>
+  <Words>334</Words>
+  <Characters>1905</Characters>
+  <Application>Microsoft Office Word</Application>
+  <DocSecurity>0</DocSecurity>
+  <Lines>15</Lines>
+  <Paragraphs>4</Paragraphs>
+  <ScaleCrop>false</ScaleCrop>
+  <HeadingPairs>
+    <vt:vector size="2" baseType="variant">
+      <vt:variant>
+        <vt:lpstr>Title</vt:lpstr>
+      </vt:variant>
+      <vt:variant>
+        <vt:i4>1</vt:i4>
+      </vt:variant>
+    </vt:vector>
+  </HeadingPairs>
+  <TitlesOfParts>
+    <vt:vector size="1" baseType="lpstr">
+      <vt:lpstr/>
+    </vt:vector>
+  </TitlesOfParts>
+  <Company>Microsoft</Company>
+  <LinksUpToDate>false</LinksUpToDate>
+  <CharactersWithSpaces>2235</CharactersWithSpaces>
+  <SharedDoc>false</SharedDoc>
+  <HyperlinksChanged>false</HyperlinksChanged>
+  <AppVersion>14.0000</AppVersion>
+</Properties>
+</file>
+
+<file path=./docProps/core.xml><?xml version="1.0" encoding="utf-8"?>
+<cp:coreProperties xmlns:cp="http://schemas.openxmlformats.org/package/2006/metadata/core-properties" xmlns:dc="http://purl.org/dc/elements/1.1/" xmlns:dcterms="http://purl.org/dc/terms/" xmlns:dcmitype="http://purl.org/dc/dcmitype/" xmlns:xsi="http://www.w3.org/2001/XMLSchema-instance">
+  <dc:creator>Windows User</dc:creator>
+  <cp:lastModifiedBy>PC2</cp:lastModifiedBy>
+  <cp:revision>177</cp:revision>
+  <cp:lastPrinted>2026-04-07T02:16:00Z</cp:lastPrinted>
+  <dcterms:created xsi:type="dcterms:W3CDTF">2020-08-05T01:16:00Z</dcterms:created>
+  <dcterms:modified xsi:type="dcterms:W3CDTF">2026-07-16T01:03:00Z</dcterms:modified>
+</cp:coreProperties>
+</file>
+
+<file path=./docProps/custom.xml><?xml version="1.0" encoding="utf-8"?>
+<op:Properties xmlns:op="http://schemas.openxmlformats.org/officeDocument/2006/custom-properties">
+  <op:property fmtid="{D5CDD505-2E9C-101B-9397-08002B2CF9AE}" pid="2" name="OfficeCLI.Version">
+    <vt:lpwstr xmlns:vt="http://schemas.openxmlformats.org/officeDocument/2006/docPropsVTypes">1.0.136</vt:lpwstr>
+  </op:property>
+  <op:property fmtid="{D5CDD505-2E9C-101B-9397-08002B2CF9AE}" pid="3" name="OfficeCLI.LastModified">
+    <vt:lpwstr xmlns:vt="http://schemas.openxmlformats.org/officeDocument/2006/docPropsVTypes">2026-07-17T08:59:01Z</vt:lpwstr>
+  </op:property>
+</op:Properties>
+</file>
+
+<file path=./word/document.xml><?xml version="1.0" encoding="utf-8"?>
+<w:document xmlns:wpc="http://schemas.microsoft.com/office/word/2010/wordprocessingCanvas" xmlns:mc="http://schemas.openxmlformats.org/markup-compatibility/2006" xmlns:o="urn:schemas-microsoft-com:office:office" xmlns:r="http://schemas.openxmlformats.org/officeDocument/2006/relationships" xmlns:m="http://schemas.openxmlformats.org/officeDocument/2006/math" xmlns:v="urn:schemas-microsoft-com:vml" xmlns:wp14="http://schemas.microsoft.com/office/word/2010/wordprocessingDrawing" xmlns:wp="http://schemas.openxmlformats.org/drawingml/2006/wordprocessingDrawing" xmlns:w10="urn:schemas-microsoft-com:office:word" xmlns:w="http://schemas.openxmlformats.org/wordprocessingml/2006/main" xmlns:w14="http://schemas.microsoft.com/office/word/2010/wordml" xmlns:wpg="http://schemas.microsoft.com/office/word/2010/wordprocessingGroup" xmlns:wpi="http://schemas.microsoft.com/office/word/2010/wordprocessingInk" xmlns:wne="http://schemas.microsoft.com/office/word/2006/wordml" xmlns:wps="http://schemas.microsoft.com/office/word/2010/wordprocessingShape">
   <w:body>
     <w:tbl>
       <w:tblPr>
@@ -5090,7 +5179,63 @@
 </w:document>
 </file>
 
-<file path=word/numbering.xml><?xml version="1.0" encoding="utf-8"?>
+<file path=./word/fontTable.xml><?xml version="1.0" encoding="utf-8"?>
+<w:fonts xmlns:mc="http://schemas.openxmlformats.org/markup-compatibility/2006" xmlns:r="http://schemas.openxmlformats.org/officeDocument/2006/relationships" xmlns:w="http://schemas.openxmlformats.org/wordprocessingml/2006/main" xmlns:w14="http://schemas.microsoft.com/office/word/2010/wordml">
+  <w:font w:name="Times New Roman">
+    <w:panose1 w:val="02020603050405020304"/>
+    <w:family w:val="roman"/>
+    <w:pitch w:val="variable"/>
+    <w:sig w:usb0="E0002EFF" w:usb1="C000785B" w:usb2="00000009" w:usb3="00000000" w:csb0="000001FF" w:csb1="00000000"/>
+  </w:font>
+  <w:font w:name="Calibri">
+    <w:panose1 w:val="020F0502020204030204"/>
+    <w:family w:val="swiss"/>
+    <w:pitch w:val="variable"/>
+    <w:sig w:usb0="E4002EFF" w:usb1="C200247B" w:usb2="00000009" w:usb3="00000000" w:csb0="000001FF" w:csb1="00000000"/>
+  </w:font>
+  <w:font w:name="Courier New">
+    <w:panose1 w:val="02070309020205020404"/>
+    <w:family w:val="modern"/>
+    <w:pitch w:val="fixed"/>
+    <w:sig w:usb0="E0002EFF" w:usb1="C0007843" w:usb2="00000009" w:usb3="00000000" w:csb0="000001FF" w:csb1="00000000"/>
+  </w:font>
+  <w:font w:name="Wingdings">
+    <w:panose1 w:val="05000000000000000000"/>
+    <w:family w:val="auto"/>
+    <w:pitch w:val="variable"/>
+    <w:sig w:usb0="00000000" w:usb1="10000000" w:usb2="00000000" w:usb3="00000000" w:csb0="80000000" w:csb1="00000000"/>
+  </w:font>
+  <w:font w:name="Symbol">
+    <w:panose1 w:val="05050102010706020507"/>
+    <w:family w:val="roman"/>
+    <w:pitch w:val="variable"/>
+    <w:sig w:usb0="00000000" w:usb1="10000000" w:usb2="00000000" w:usb3="00000000" w:csb0="80000000" w:csb1="00000000"/>
+  </w:font>
+  <w:font w:name="Tahoma">
+    <w:panose1 w:val="020B0604030504040204"/>
+    <w:family w:val="swiss"/>
+    <w:notTrueType/>
+    <w:pitch w:val="variable"/>
+    <w:sig w:usb0="00000003" w:usb1="00000000" w:usb2="00000000" w:usb3="00000000" w:csb0="00000001" w:csb1="00000000"/>
+  </w:font>
+  <w:font w:name="SimSun">
+    <w:altName w:val="宋体"/>
+    <w:panose1 w:val="02010600030101010101"/>
+    <w:family w:val="auto"/>
+    <w:notTrueType/>
+    <w:pitch w:val="variable"/>
+    <w:sig w:usb0="00000001" w:usb1="080E0000" w:usb2="00000010" w:usb3="00000000" w:csb0="00040000" w:csb1="00000000"/>
+  </w:font>
+  <w:font w:name="Cambria">
+    <w:panose1 w:val="02040503050406030204"/>
+    <w:family w:val="roman"/>
+    <w:pitch w:val="variable"/>
+    <w:sig w:usb0="E00006FF" w:usb1="420024FF" w:usb2="02000000" w:usb3="00000000" w:csb0="0000019F" w:csb1="00000000"/>
+  </w:font>
+</w:fonts>
+</file>
+
+<file path=./word/numbering.xml><?xml version="1.0" encoding="utf-8"?>
 <w:numbering xmlns:wpc="http://schemas.microsoft.com/office/word/2010/wordprocessingCanvas" xmlns:mc="http://schemas.openxmlformats.org/markup-compatibility/2006" xmlns:o="urn:schemas-microsoft-com:office:office" xmlns:r="http://schemas.openxmlformats.org/officeDocument/2006/relationships" xmlns:m="http://schemas.openxmlformats.org/officeDocument/2006/math" xmlns:v="urn:schemas-microsoft-com:vml" xmlns:wp14="http://schemas.microsoft.com/office/word/2010/wordprocessingDrawing" xmlns:wp="http://schemas.openxmlformats.org/drawingml/2006/wordprocessingDrawing" xmlns:w10="urn:schemas-microsoft-com:office:word" xmlns:w="http://schemas.openxmlformats.org/wordprocessingml/2006/main" xmlns:w14="http://schemas.microsoft.com/office/word/2010/wordml" xmlns:wpg="http://schemas.microsoft.com/office/word/2010/wordprocessingGroup" xmlns:wpi="http://schemas.microsoft.com/office/word/2010/wordprocessingInk" xmlns:wne="http://schemas.microsoft.com/office/word/2006/wordml" xmlns:wps="http://schemas.microsoft.com/office/word/2010/wordprocessingShape">
   <w:abstractNum w:abstractNumId="0">
     <w:nsid w:val="04CD4E99"/>
@@ -5926,7 +6071,364 @@
 </w:numbering>
 </file>
 
-<file path=word/styles.xml><?xml version="1.0" encoding="utf-8"?>
+<file path=./word/settings.xml><?xml version="1.0" encoding="utf-8"?>
+<w:settings xmlns:mc="http://schemas.openxmlformats.org/markup-compatibility/2006" xmlns:o="urn:schemas-microsoft-com:office:office" xmlns:r="http://schemas.openxmlformats.org/officeDocument/2006/relationships" xmlns:m="http://schemas.openxmlformats.org/officeDocument/2006/math" xmlns:v="urn:schemas-microsoft-com:vml" xmlns:w10="urn:schemas-microsoft-com:office:word" xmlns:w="http://schemas.openxmlformats.org/wordprocessingml/2006/main" xmlns:w14="http://schemas.microsoft.com/office/word/2010/wordml" xmlns:sl="http://schemas.openxmlformats.org/schemaLibrary/2006/main">
+  <w:zoom w:percent="140"/>
+  <w:doNotDisplayPageBoundaries/>
+  <w:proofState w:spelling="clean" w:grammar="clean"/>
+  <w:defaultTabStop w:val="720"/>
+  <w:characterSpacingControl w:val="doNotCompress"/>
+  <w:compat>
+    <w:compatSetting w:name="compatibilityMode" w:uri="http://schemas.microsoft.com/office/word" w:val="12"/>
+  </w:compat>
+  <w:rsids>
+    <w:rsidRoot w:val="004254D1"/>
+    <w:rsid w:val="00005050"/>
+    <w:rsid w:val="0002459B"/>
+    <w:rsid w:val="00024B46"/>
+    <w:rsid w:val="00034F16"/>
+    <w:rsid w:val="000539FE"/>
+    <w:rsid w:val="000540C0"/>
+    <w:rsid w:val="00065424"/>
+    <w:rsid w:val="00072DF4"/>
+    <w:rsid w:val="00081F58"/>
+    <w:rsid w:val="000947DB"/>
+    <w:rsid w:val="0009490C"/>
+    <w:rsid w:val="00095ED0"/>
+    <w:rsid w:val="00096911"/>
+    <w:rsid w:val="000A24D5"/>
+    <w:rsid w:val="000B1EB0"/>
+    <w:rsid w:val="000B2932"/>
+    <w:rsid w:val="000C0454"/>
+    <w:rsid w:val="000C3D2C"/>
+    <w:rsid w:val="000D595D"/>
+    <w:rsid w:val="000D6DBC"/>
+    <w:rsid w:val="000E0C55"/>
+    <w:rsid w:val="000E2CB2"/>
+    <w:rsid w:val="000F6057"/>
+    <w:rsid w:val="00103117"/>
+    <w:rsid w:val="00104993"/>
+    <w:rsid w:val="00105C0C"/>
+    <w:rsid w:val="001063FB"/>
+    <w:rsid w:val="00113899"/>
+    <w:rsid w:val="00121170"/>
+    <w:rsid w:val="00122C70"/>
+    <w:rsid w:val="00123BE7"/>
+    <w:rsid w:val="001325D1"/>
+    <w:rsid w:val="001412B1"/>
+    <w:rsid w:val="0014473E"/>
+    <w:rsid w:val="001522DD"/>
+    <w:rsid w:val="00156680"/>
+    <w:rsid w:val="001724BE"/>
+    <w:rsid w:val="0018654C"/>
+    <w:rsid w:val="00187D76"/>
+    <w:rsid w:val="001A1270"/>
+    <w:rsid w:val="001A40ED"/>
+    <w:rsid w:val="001B0209"/>
+    <w:rsid w:val="001B1886"/>
+    <w:rsid w:val="001D3946"/>
+    <w:rsid w:val="001D3A57"/>
+    <w:rsid w:val="001D4E6A"/>
+    <w:rsid w:val="001D7F6F"/>
+    <w:rsid w:val="001E1903"/>
+    <w:rsid w:val="001E2B33"/>
+    <w:rsid w:val="001E3435"/>
+    <w:rsid w:val="001E3941"/>
+    <w:rsid w:val="001E4740"/>
+    <w:rsid w:val="001E6A89"/>
+    <w:rsid w:val="001F29B5"/>
+    <w:rsid w:val="001F4D9D"/>
+    <w:rsid w:val="002060B2"/>
+    <w:rsid w:val="0021278B"/>
+    <w:rsid w:val="0023021B"/>
+    <w:rsid w:val="00230BD5"/>
+    <w:rsid w:val="00231632"/>
+    <w:rsid w:val="00243E73"/>
+    <w:rsid w:val="002468EB"/>
+    <w:rsid w:val="00247690"/>
+    <w:rsid w:val="00247E60"/>
+    <w:rsid w:val="002520FF"/>
+    <w:rsid w:val="00252168"/>
+    <w:rsid w:val="0025442E"/>
+    <w:rsid w:val="00256954"/>
+    <w:rsid w:val="002613A0"/>
+    <w:rsid w:val="00263D8B"/>
+    <w:rsid w:val="00266095"/>
+    <w:rsid w:val="00267505"/>
+    <w:rsid w:val="00271AEA"/>
+    <w:rsid w:val="00271D9D"/>
+    <w:rsid w:val="002865B6"/>
+    <w:rsid w:val="002919FA"/>
+    <w:rsid w:val="00294939"/>
+    <w:rsid w:val="002B0F8B"/>
+    <w:rsid w:val="002B4039"/>
+    <w:rsid w:val="002B7685"/>
+    <w:rsid w:val="002F766C"/>
+    <w:rsid w:val="00304B07"/>
+    <w:rsid w:val="0031050B"/>
+    <w:rsid w:val="003246E6"/>
+    <w:rsid w:val="00324AF2"/>
+    <w:rsid w:val="00325511"/>
+    <w:rsid w:val="0032682C"/>
+    <w:rsid w:val="003379D1"/>
+    <w:rsid w:val="0034798A"/>
+    <w:rsid w:val="00352D21"/>
+    <w:rsid w:val="003622B0"/>
+    <w:rsid w:val="00364D6F"/>
+    <w:rsid w:val="0037642C"/>
+    <w:rsid w:val="00381580"/>
+    <w:rsid w:val="00397D0D"/>
+    <w:rsid w:val="003F6874"/>
+    <w:rsid w:val="004133B7"/>
+    <w:rsid w:val="004254D1"/>
+    <w:rsid w:val="00426244"/>
+    <w:rsid w:val="00430866"/>
+    <w:rsid w:val="00444F35"/>
+    <w:rsid w:val="004A1AE5"/>
+    <w:rsid w:val="004A3689"/>
+    <w:rsid w:val="004A4706"/>
+    <w:rsid w:val="004B29E4"/>
+    <w:rsid w:val="004B6EB8"/>
+    <w:rsid w:val="004F3D84"/>
+    <w:rsid w:val="004F5E9A"/>
+    <w:rsid w:val="00502D91"/>
+    <w:rsid w:val="00511F53"/>
+    <w:rsid w:val="00530286"/>
+    <w:rsid w:val="00537BA4"/>
+    <w:rsid w:val="00553A1D"/>
+    <w:rsid w:val="00556F08"/>
+    <w:rsid w:val="005816B4"/>
+    <w:rsid w:val="005A61BF"/>
+    <w:rsid w:val="005B132D"/>
+    <w:rsid w:val="005B5FB3"/>
+    <w:rsid w:val="005F557A"/>
+    <w:rsid w:val="0060243E"/>
+    <w:rsid w:val="006054A2"/>
+    <w:rsid w:val="0060628F"/>
+    <w:rsid w:val="00606EFA"/>
+    <w:rsid w:val="006103CD"/>
+    <w:rsid w:val="006156B5"/>
+    <w:rsid w:val="00623709"/>
+    <w:rsid w:val="00626287"/>
+    <w:rsid w:val="006262AE"/>
+    <w:rsid w:val="00641F6B"/>
+    <w:rsid w:val="0067359C"/>
+    <w:rsid w:val="00673DF2"/>
+    <w:rsid w:val="00683438"/>
+    <w:rsid w:val="00683A71"/>
+    <w:rsid w:val="00692AB7"/>
+    <w:rsid w:val="006A238C"/>
+    <w:rsid w:val="006A5771"/>
+    <w:rsid w:val="006A79BB"/>
+    <w:rsid w:val="006B6222"/>
+    <w:rsid w:val="006C0016"/>
+    <w:rsid w:val="006C31EC"/>
+    <w:rsid w:val="006D0E61"/>
+    <w:rsid w:val="006D4680"/>
+    <w:rsid w:val="006D4E5B"/>
+    <w:rsid w:val="006E1638"/>
+    <w:rsid w:val="006E4561"/>
+    <w:rsid w:val="006F0B90"/>
+    <w:rsid w:val="006F1424"/>
+    <w:rsid w:val="00713A7D"/>
+    <w:rsid w:val="0071431B"/>
+    <w:rsid w:val="0072460D"/>
+    <w:rsid w:val="00725AC3"/>
+    <w:rsid w:val="00730E0E"/>
+    <w:rsid w:val="00733F42"/>
+    <w:rsid w:val="00734F12"/>
+    <w:rsid w:val="00735B47"/>
+    <w:rsid w:val="007424B5"/>
+    <w:rsid w:val="00744AD9"/>
+    <w:rsid w:val="007478E4"/>
+    <w:rsid w:val="00785B32"/>
+    <w:rsid w:val="007A115D"/>
+    <w:rsid w:val="007D32D8"/>
+    <w:rsid w:val="007D46CF"/>
+    <w:rsid w:val="007E742E"/>
+    <w:rsid w:val="007F4868"/>
+    <w:rsid w:val="00810A28"/>
+    <w:rsid w:val="00814B05"/>
+    <w:rsid w:val="00816460"/>
+    <w:rsid w:val="008175C9"/>
+    <w:rsid w:val="00834421"/>
+    <w:rsid w:val="008357C0"/>
+    <w:rsid w:val="008453A9"/>
+    <w:rsid w:val="00862F62"/>
+    <w:rsid w:val="00864CC2"/>
+    <w:rsid w:val="00872937"/>
+    <w:rsid w:val="00883BC1"/>
+    <w:rsid w:val="00890968"/>
+    <w:rsid w:val="0089630E"/>
+    <w:rsid w:val="008A3E30"/>
+    <w:rsid w:val="008A761C"/>
+    <w:rsid w:val="008C013A"/>
+    <w:rsid w:val="008C62BF"/>
+    <w:rsid w:val="008D53EB"/>
+    <w:rsid w:val="008E70EF"/>
+    <w:rsid w:val="008F43C6"/>
+    <w:rsid w:val="008F6E39"/>
+    <w:rsid w:val="00906BDA"/>
+    <w:rsid w:val="00920D0C"/>
+    <w:rsid w:val="00926F82"/>
+    <w:rsid w:val="009337E2"/>
+    <w:rsid w:val="0093623F"/>
+    <w:rsid w:val="00936ACD"/>
+    <w:rsid w:val="00937869"/>
+    <w:rsid w:val="00940EE7"/>
+    <w:rsid w:val="00954965"/>
+    <w:rsid w:val="00956CBC"/>
+    <w:rsid w:val="00970FE6"/>
+    <w:rsid w:val="00971D50"/>
+    <w:rsid w:val="00973EEF"/>
+    <w:rsid w:val="00985F26"/>
+    <w:rsid w:val="009916B0"/>
+    <w:rsid w:val="009A6A8E"/>
+    <w:rsid w:val="009D6D39"/>
+    <w:rsid w:val="009D7B53"/>
+    <w:rsid w:val="009D7D82"/>
+    <w:rsid w:val="009E301C"/>
+    <w:rsid w:val="009F27D1"/>
+    <w:rsid w:val="009F39F5"/>
+    <w:rsid w:val="00A11BAD"/>
+    <w:rsid w:val="00A21497"/>
+    <w:rsid w:val="00A245B5"/>
+    <w:rsid w:val="00A9219E"/>
+    <w:rsid w:val="00AA6F22"/>
+    <w:rsid w:val="00AB1D61"/>
+    <w:rsid w:val="00AB1D66"/>
+    <w:rsid w:val="00AB5238"/>
+    <w:rsid w:val="00AB592A"/>
+    <w:rsid w:val="00AC7BF4"/>
+    <w:rsid w:val="00AD30DF"/>
+    <w:rsid w:val="00AE3862"/>
+    <w:rsid w:val="00AE3C91"/>
+    <w:rsid w:val="00AE6644"/>
+    <w:rsid w:val="00AF1E66"/>
+    <w:rsid w:val="00AF5AA2"/>
+    <w:rsid w:val="00B01CB5"/>
+    <w:rsid w:val="00B269D0"/>
+    <w:rsid w:val="00B31805"/>
+    <w:rsid w:val="00B31853"/>
+    <w:rsid w:val="00B37813"/>
+    <w:rsid w:val="00B40872"/>
+    <w:rsid w:val="00B53635"/>
+    <w:rsid w:val="00B57FA0"/>
+    <w:rsid w:val="00B60B86"/>
+    <w:rsid w:val="00B63FD1"/>
+    <w:rsid w:val="00B651BC"/>
+    <w:rsid w:val="00B66462"/>
+    <w:rsid w:val="00B74770"/>
+    <w:rsid w:val="00B76EBE"/>
+    <w:rsid w:val="00B8025E"/>
+    <w:rsid w:val="00B96767"/>
+    <w:rsid w:val="00B9701B"/>
+    <w:rsid w:val="00BB2FB6"/>
+    <w:rsid w:val="00BB525A"/>
+    <w:rsid w:val="00BD1148"/>
+    <w:rsid w:val="00BD7CCE"/>
+    <w:rsid w:val="00BE2ECC"/>
+    <w:rsid w:val="00C025DA"/>
+    <w:rsid w:val="00C3347B"/>
+    <w:rsid w:val="00C42360"/>
+    <w:rsid w:val="00C44812"/>
+    <w:rsid w:val="00C64B88"/>
+    <w:rsid w:val="00C67CF4"/>
+    <w:rsid w:val="00C74F2C"/>
+    <w:rsid w:val="00C806BA"/>
+    <w:rsid w:val="00C82200"/>
+    <w:rsid w:val="00CA0D56"/>
+    <w:rsid w:val="00CA1BE3"/>
+    <w:rsid w:val="00CA706E"/>
+    <w:rsid w:val="00CB475A"/>
+    <w:rsid w:val="00CB5F4C"/>
+    <w:rsid w:val="00CC4F57"/>
+    <w:rsid w:val="00CD6707"/>
+    <w:rsid w:val="00CE69FE"/>
+    <w:rsid w:val="00D118E7"/>
+    <w:rsid w:val="00D14F5A"/>
+    <w:rsid w:val="00D22016"/>
+    <w:rsid w:val="00D26300"/>
+    <w:rsid w:val="00D2762F"/>
+    <w:rsid w:val="00D43086"/>
+    <w:rsid w:val="00D45FAA"/>
+    <w:rsid w:val="00D4790B"/>
+    <w:rsid w:val="00D60505"/>
+    <w:rsid w:val="00D6428D"/>
+    <w:rsid w:val="00D67E9A"/>
+    <w:rsid w:val="00D841B4"/>
+    <w:rsid w:val="00DA49E4"/>
+    <w:rsid w:val="00DB33C8"/>
+    <w:rsid w:val="00DE178F"/>
+    <w:rsid w:val="00DE22A9"/>
+    <w:rsid w:val="00DE3809"/>
+    <w:rsid w:val="00E16D88"/>
+    <w:rsid w:val="00E2545C"/>
+    <w:rsid w:val="00E3099C"/>
+    <w:rsid w:val="00E3475E"/>
+    <w:rsid w:val="00E4389B"/>
+    <w:rsid w:val="00E736E3"/>
+    <w:rsid w:val="00E86E6E"/>
+    <w:rsid w:val="00EA54BF"/>
+    <w:rsid w:val="00EA68C5"/>
+    <w:rsid w:val="00EB0D23"/>
+    <w:rsid w:val="00EB5FBF"/>
+    <w:rsid w:val="00EC4F74"/>
+    <w:rsid w:val="00EC78C9"/>
+    <w:rsid w:val="00ED6C61"/>
+    <w:rsid w:val="00EE16B0"/>
+    <w:rsid w:val="00EE67E4"/>
+    <w:rsid w:val="00EE72BD"/>
+    <w:rsid w:val="00F00E8F"/>
+    <w:rsid w:val="00F0602D"/>
+    <w:rsid w:val="00F26399"/>
+    <w:rsid w:val="00F37D26"/>
+    <w:rsid w:val="00F42BA1"/>
+    <w:rsid w:val="00F53AC4"/>
+    <w:rsid w:val="00F56FD8"/>
+    <w:rsid w:val="00F65DDD"/>
+    <w:rsid w:val="00F90195"/>
+    <w:rsid w:val="00F92624"/>
+    <w:rsid w:val="00FA3CBC"/>
+    <w:rsid w:val="00FA7635"/>
+    <w:rsid w:val="00FB0DB7"/>
+    <w:rsid w:val="00FB5BAC"/>
+    <w:rsid w:val="00FC34F0"/>
+    <w:rsid w:val="00FC785F"/>
+    <w:rsid w:val="00FE51DB"/>
+    <w:rsid w:val="00FF37B4"/>
+  </w:rsids>
+  <m:mathPr>
+    <m:mathFont m:val="Cambria Math"/>
+    <m:brkBin m:val="before"/>
+    <m:brkBinSub m:val="--"/>
+    <m:smallFrac/>
+    <m:dispDef/>
+    <m:lMargin m:val="0"/>
+    <m:rMargin m:val="0"/>
+    <m:defJc m:val="centerGroup"/>
+    <m:wrapIndent m:val="1440"/>
+    <m:intLim m:val="subSup"/>
+    <m:naryLim m:val="undOvr"/>
+  </m:mathPr>
+  <w:themeFontLang w:val="en-US"/>
+  <w:clrSchemeMapping w:bg1="light1" w:t1="dark1" w:bg2="light2" w:t2="dark2" w:accent1="accent1" w:accent2="accent2" w:accent3="accent3" w:accent4="accent4" w:accent5="accent5" w:accent6="accent6" w:hyperlink="hyperlink" w:followedHyperlink="followedHyperlink"/>
+  <w:shapeDefaults>
+    <o:shapedefaults v:ext="edit" spidmax="1030"/>
+    <o:shapelayout v:ext="edit">
+      <o:idmap v:ext="edit" data="1"/>
+      <o:rules v:ext="edit">
+        <o:r id="V:Rule1" type="connector" idref="#_x0000_s1028"/>
+        <o:r id="V:Rule2" type="connector" idref="#_x0000_s1029"/>
+      </o:rules>
+    </o:shapelayout>
+  </w:shapeDefaults>
+  <w:decimalSymbol w:val="."/>
+  <w:listSeparator w:val=","/>
+</w:settings>
+</file>
+
+<file path=./word/styles.xml><?xml version="1.0" encoding="utf-8"?>
 <w:styles xmlns:mc="http://schemas.openxmlformats.org/markup-compatibility/2006" xmlns:r="http://schemas.openxmlformats.org/officeDocument/2006/relationships" xmlns:w="http://schemas.openxmlformats.org/wordprocessingml/2006/main" xmlns:w14="http://schemas.microsoft.com/office/word/2010/wordml">
   <w:docDefaults>
     <w:rPrDefault>
@@ -6243,7 +6745,7 @@
 </w:styles>
 </file>
 
-<file path=word/stylesWithEffects.xml><?xml version="1.0" encoding="utf-8"?>
+<file path=./word/stylesWithEffects.xml><?xml version="1.0" encoding="utf-8"?>
 <w:styles xmlns:wpc="http://schemas.microsoft.com/office/word/2010/wordprocessingCanvas" xmlns:mc="http://schemas.openxmlformats.org/markup-compatibility/2006" xmlns:o="urn:schemas-microsoft-com:office:office" xmlns:r="http://schemas.openxmlformats.org/officeDocument/2006/relationships" xmlns:m="http://schemas.openxmlformats.org/officeDocument/2006/math" xmlns:v="urn:schemas-microsoft-com:vml" xmlns:wp14="http://schemas.microsoft.com/office/word/2010/wordprocessingDrawing" xmlns:wp="http://schemas.openxmlformats.org/drawingml/2006/wordprocessingDrawing" xmlns:w10="urn:schemas-microsoft-com:office:word" xmlns:w="http://schemas.openxmlformats.org/wordprocessingml/2006/main" xmlns:w14="http://schemas.microsoft.com/office/word/2010/wordml" xmlns:wpg="http://schemas.microsoft.com/office/word/2010/wordprocessingGroup" xmlns:wpi="http://schemas.microsoft.com/office/word/2010/wordprocessingInk" xmlns:wne="http://schemas.microsoft.com/office/word/2006/wordml" xmlns:wps="http://schemas.microsoft.com/office/word/2010/wordprocessingShape">
   <w:docDefaults>
     <w:rPrDefault>
@@ -6433,7 +6935,7 @@
 </w:styles>
 </file>
 
-<file path=word/theme/theme1.xml><?xml version="1.0" encoding="utf-8"?>
+<file path=./word/theme/theme1.xml><?xml version="1.0" encoding="utf-8"?>
 <a:theme xmlns:a="http://schemas.openxmlformats.org/drawingml/2006/main" name="Office Theme">
   <a:themeElements>
     <a:clrScheme name="Office">
@@ -6718,14 +7220,90 @@
 </a:theme>
 </file>
 
-<file path=customXml/item1.xml><?xml version="1.0" encoding="utf-8"?>
-<b:Sources xmlns:b="http://schemas.openxmlformats.org/officeDocument/2006/bibliography" xmlns="http://schemas.openxmlformats.org/officeDocument/2006/bibliography" SelectedStyle="\APA.XSL" StyleName="APA"/>
-</file>
-
-<file path=customXml/itemProps1.xml><?xml version="1.0" encoding="utf-8"?>
-<ds:datastoreItem xmlns:ds="http://schemas.openxmlformats.org/officeDocument/2006/customXml" ds:itemID="{464038F5-B986-4FF0-9ADE-F5B603C04C9A}">
-  <ds:schemaRefs>
-    <ds:schemaRef ds:uri="http://schemas.openxmlformats.org/officeDocument/2006/bibliography"/>
-  </ds:schemaRefs>
-</ds:datastoreItem>
+<file path=./word/webSettings.xml><?xml version="1.0" encoding="utf-8"?>
+<w:webSettings xmlns:mc="http://schemas.openxmlformats.org/markup-compatibility/2006" xmlns:r="http://schemas.openxmlformats.org/officeDocument/2006/relationships" xmlns:w="http://schemas.openxmlformats.org/wordprocessingml/2006/main" xmlns:w14="http://schemas.microsoft.com/office/word/2010/wordml">
+  <w:divs>
+    <w:div w:id="553396">
+      <w:bodyDiv w:val="1"/>
+      <w:marLeft w:val="0"/>
+      <w:marRight w:val="0"/>
+      <w:marTop w:val="0"/>
+      <w:marBottom w:val="0"/>
+      <w:divBdr>
+        <w:top w:val="none" w:sz="0" w:space="0" w:color="auto"/>
+        <w:left w:val="none" w:sz="0" w:space="0" w:color="auto"/>
+        <w:bottom w:val="none" w:sz="0" w:space="0" w:color="auto"/>
+        <w:right w:val="none" w:sz="0" w:space="0" w:color="auto"/>
+      </w:divBdr>
+    </w:div>
+    <w:div w:id="157427386">
+      <w:bodyDiv w:val="1"/>
+      <w:marLeft w:val="0"/>
+      <w:marRight w:val="0"/>
+      <w:marTop w:val="0"/>
+      <w:marBottom w:val="0"/>
+      <w:divBdr>
+        <w:top w:val="none" w:sz="0" w:space="0" w:color="auto"/>
+        <w:left w:val="none" w:sz="0" w:space="0" w:color="auto"/>
+        <w:bottom w:val="none" w:sz="0" w:space="0" w:color="auto"/>
+        <w:right w:val="none" w:sz="0" w:space="0" w:color="auto"/>
+      </w:divBdr>
+    </w:div>
+    <w:div w:id="352347855">
+      <w:bodyDiv w:val="1"/>
+      <w:marLeft w:val="0"/>
+      <w:marRight w:val="0"/>
+      <w:marTop w:val="0"/>
+      <w:marBottom w:val="0"/>
+      <w:divBdr>
+        <w:top w:val="none" w:sz="0" w:space="0" w:color="auto"/>
+        <w:left w:val="none" w:sz="0" w:space="0" w:color="auto"/>
+        <w:bottom w:val="none" w:sz="0" w:space="0" w:color="auto"/>
+        <w:right w:val="none" w:sz="0" w:space="0" w:color="auto"/>
+      </w:divBdr>
+    </w:div>
+    <w:div w:id="661664258">
+      <w:bodyDiv w:val="1"/>
+      <w:marLeft w:val="0"/>
+      <w:marRight w:val="0"/>
+      <w:marTop w:val="0"/>
+      <w:marBottom w:val="0"/>
+      <w:divBdr>
+        <w:top w:val="none" w:sz="0" w:space="0" w:color="auto"/>
+        <w:left w:val="none" w:sz="0" w:space="0" w:color="auto"/>
+        <w:bottom w:val="none" w:sz="0" w:space="0" w:color="auto"/>
+        <w:right w:val="none" w:sz="0" w:space="0" w:color="auto"/>
+      </w:divBdr>
+    </w:div>
+    <w:div w:id="794719479">
+      <w:bodyDiv w:val="1"/>
+      <w:marLeft w:val="0"/>
+      <w:marRight w:val="0"/>
+      <w:marTop w:val="0"/>
+      <w:marBottom w:val="0"/>
+      <w:divBdr>
+        <w:top w:val="none" w:sz="0" w:space="0" w:color="auto"/>
+        <w:left w:val="none" w:sz="0" w:space="0" w:color="auto"/>
+        <w:bottom w:val="none" w:sz="0" w:space="0" w:color="auto"/>
+        <w:right w:val="none" w:sz="0" w:space="0" w:color="auto"/>
+      </w:divBdr>
+    </w:div>
+    <w:div w:id="1748645646">
+      <w:bodyDiv w:val="1"/>
+      <w:marLeft w:val="0"/>
+      <w:marRight w:val="0"/>
+      <w:marTop w:val="0"/>
+      <w:marBottom w:val="0"/>
+      <w:divBdr>
+        <w:top w:val="none" w:sz="0" w:space="0" w:color="auto"/>
+        <w:left w:val="none" w:sz="0" w:space="0" w:color="auto"/>
+        <w:bottom w:val="none" w:sz="0" w:space="0" w:color="auto"/>
+        <w:right w:val="none" w:sz="0" w:space="0" w:color="auto"/>
+      </w:divBdr>
+    </w:div>
+  </w:divs>
+  <w:optimizeForBrowser/>
+  <w:relyOnVML/>
+  <w:allowPNG/>
+</w:webSettings>
 </file>
--- a/skills/phong-tccb/assets/cv-thongbao-bhxh-thay-doi-nhan-luc.docx
+++ b/skills/phong-tccb/assets/cv-thongbao-bhxh-thay-doi-nhan-luc.docx
@@ -1,94 +1,5 @@
 
-<file path=./[Content_Types].xml><?xml version="1.0" encoding="utf-8"?>
-<Types xmlns="http://schemas.openxmlformats.org/package/2006/content-types">
-  <Default Extension="rels" ContentType="application/vnd.openxmlformats-package.relationships+xml"/>
-  <Default Extension="xml" ContentType="application/xml"/>
-  <Override PartName="/word/document.xml" ContentType="application/vnd.openxmlformats-officedocument.wordprocessingml.document.main+xml"/>
-  <Override PartName="/customXml/itemProps1.xml" ContentType="application/vnd.openxmlformats-officedocument.customXmlProperties+xml"/>
-  <Override PartName="/word/numbering.xml" ContentType="application/vnd.openxmlformats-officedocument.wordprocessingml.numbering+xml"/>
-  <Override PartName="/word/styles.xml" ContentType="application/vnd.openxmlformats-officedocument.wordprocessingml.styles+xml"/>
-  <Override PartName="/word/stylesWithEffects.xml" ContentType="application/vnd.ms-word.stylesWithEffects+xml"/>
-  <Override PartName="/word/settings.xml" ContentType="application/vnd.openxmlformats-officedocument.wordprocessingml.settings+xml"/>
-  <Override PartName="/word/webSettings.xml" ContentType="application/vnd.openxmlformats-officedocument.wordprocessingml.webSettings+xml"/>
-  <Override PartName="/word/fontTable.xml" ContentType="application/vnd.openxmlformats-officedocument.wordprocessingml.fontTable+xml"/>
-  <Override PartName="/word/theme/theme1.xml" ContentType="application/vnd.openxmlformats-officedocument.theme+xml"/>
-  <Override PartName="/docProps/core.xml" ContentType="application/vnd.openxmlformats-package.core-properties+xml"/>
-  <Override PartName="/docProps/app.xml" ContentType="application/vnd.openxmlformats-officedocument.extended-properties+xml"/>
-  <Override PartName="/docProps/custom.xml" ContentType="application/vnd.openxmlformats-officedocument.custom-properties+xml"/>
-</Types>
-</file>
-
-<file path=./customXml/item1.xml><?xml version="1.0" encoding="utf-8"?>
-<b:Sources xmlns:b="http://schemas.openxmlformats.org/officeDocument/2006/bibliography" xmlns="http://schemas.openxmlformats.org/officeDocument/2006/bibliography" SelectedStyle="\APA.XSL" StyleName="APA"/>
-</file>
-
-<file path=./customXml/itemProps1.xml><?xml version="1.0" encoding="utf-8"?>
-<ds:datastoreItem xmlns:ds="http://schemas.openxmlformats.org/officeDocument/2006/customXml" ds:itemID="{464038F5-B986-4FF0-9ADE-F5B603C04C9A}">
-  <ds:schemaRefs>
-    <ds:schemaRef ds:uri="http://schemas.openxmlformats.org/officeDocument/2006/bibliography"/>
-  </ds:schemaRefs>
-</ds:datastoreItem>
-</file>
-
-<file path=./docProps/app.xml><?xml version="1.0" encoding="utf-8"?>
-<Properties xmlns="http://schemas.openxmlformats.org/officeDocument/2006/extended-properties" xmlns:vt="http://schemas.openxmlformats.org/officeDocument/2006/docPropsVTypes">
-  <Template>Normal</Template>
-  <TotalTime>1422</TotalTime>
-  <Pages>2</Pages>
-  <Words>334</Words>
-  <Characters>1905</Characters>
-  <Application>Microsoft Office Word</Application>
-  <DocSecurity>0</DocSecurity>
-  <Lines>15</Lines>
-  <Paragraphs>4</Paragraphs>
-  <ScaleCrop>false</ScaleCrop>
-  <HeadingPairs>
-    <vt:vector size="2" baseType="variant">
-      <vt:variant>
-        <vt:lpstr>Title</vt:lpstr>
-      </vt:variant>
-      <vt:variant>
-        <vt:i4>1</vt:i4>
-      </vt:variant>
-    </vt:vector>
-  </HeadingPairs>
-  <TitlesOfParts>
-    <vt:vector size="1" baseType="lpstr">
-      <vt:lpstr/>
-    </vt:vector>
-  </TitlesOfParts>
-  <Company>Microsoft</Company>
-  <LinksUpToDate>false</LinksUpToDate>
-  <CharactersWithSpaces>2235</CharactersWithSpaces>
-  <SharedDoc>false</SharedDoc>
-  <HyperlinksChanged>false</HyperlinksChanged>
-  <AppVersion>14.0000</AppVersion>
-</Properties>
-</file>
-
-<file path=./docProps/core.xml><?xml version="1.0" encoding="utf-8"?>
-<cp:coreProperties xmlns:cp="http://schemas.openxmlformats.org/package/2006/metadata/core-properties" xmlns:dc="http://purl.org/dc/elements/1.1/" xmlns:dcterms="http://purl.org/dc/terms/" xmlns:dcmitype="http://purl.org/dc/dcmitype/" xmlns:xsi="http://www.w3.org/2001/XMLSchema-instance">
-  <dc:creator>Windows User</dc:creator>
-  <cp:lastModifiedBy>PC2</cp:lastModifiedBy>
-  <cp:revision>177</cp:revision>
-  <cp:lastPrinted>2026-04-07T02:16:00Z</cp:lastPrinted>
-  <dcterms:created xsi:type="dcterms:W3CDTF">2020-08-05T01:16:00Z</dcterms:created>
-  <dcterms:modified xsi:type="dcterms:W3CDTF">2026-07-16T01:03:00Z</dcterms:modified>
-</cp:coreProperties>
-</file>
-
-<file path=./docProps/custom.xml><?xml version="1.0" encoding="utf-8"?>
-<op:Properties xmlns:op="http://schemas.openxmlformats.org/officeDocument/2006/custom-properties">
-  <op:property fmtid="{D5CDD505-2E9C-101B-9397-08002B2CF9AE}" pid="2" name="OfficeCLI.Version">
-    <vt:lpwstr xmlns:vt="http://schemas.openxmlformats.org/officeDocument/2006/docPropsVTypes">1.0.136</vt:lpwstr>
-  </op:property>
-  <op:property fmtid="{D5CDD505-2E9C-101B-9397-08002B2CF9AE}" pid="3" name="OfficeCLI.LastModified">
-    <vt:lpwstr xmlns:vt="http://schemas.openxmlformats.org/officeDocument/2006/docPropsVTypes">2026-07-17T08:59:01Z</vt:lpwstr>
-  </op:property>
-</op:Properties>
-</file>
-
-<file path=./word/document.xml><?xml version="1.0" encoding="utf-8"?>
+<file path=word/document.xml><?xml version="1.0" encoding="utf-8"?>
 <w:document xmlns:wpc="http://schemas.microsoft.com/office/word/2010/wordprocessingCanvas" xmlns:mc="http://schemas.openxmlformats.org/markup-compatibility/2006" xmlns:o="urn:schemas-microsoft-com:office:office" xmlns:r="http://schemas.openxmlformats.org/officeDocument/2006/relationships" xmlns:m="http://schemas.openxmlformats.org/officeDocument/2006/math" xmlns:v="urn:schemas-microsoft-com:vml" xmlns:wp14="http://schemas.microsoft.com/office/word/2010/wordprocessingDrawing" xmlns:wp="http://schemas.openxmlformats.org/drawingml/2006/wordprocessingDrawing" xmlns:w10="urn:schemas-microsoft-com:office:word" xmlns:w="http://schemas.openxmlformats.org/wordprocessingml/2006/main" xmlns:w14="http://schemas.microsoft.com/office/word/2010/wordml" xmlns:wpg="http://schemas.microsoft.com/office/word/2010/wordprocessingGroup" xmlns:wpi="http://schemas.microsoft.com/office/word/2010/wordprocessingInk" xmlns:wne="http://schemas.microsoft.com/office/word/2006/wordml" xmlns:wps="http://schemas.microsoft.com/office/word/2010/wordprocessingShape">
   <w:body>
     <w:tbl>
@@ -5179,63 +5090,7 @@
 </w:document>
 </file>
 
-<file path=./word/fontTable.xml><?xml version="1.0" encoding="utf-8"?>
-<w:fonts xmlns:mc="http://schemas.openxmlformats.org/markup-compatibility/2006" xmlns:r="http://schemas.openxmlformats.org/officeDocument/2006/relationships" xmlns:w="http://schemas.openxmlformats.org/wordprocessingml/2006/main" xmlns:w14="http://schemas.microsoft.com/office/word/2010/wordml">
-  <w:font w:name="Times New Roman">
-    <w:panose1 w:val="02020603050405020304"/>
-    <w:family w:val="roman"/>
-    <w:pitch w:val="variable"/>
-    <w:sig w:usb0="E0002EFF" w:usb1="C000785B" w:usb2="00000009" w:usb3="00000000" w:csb0="000001FF" w:csb1="00000000"/>
-  </w:font>
-  <w:font w:name="Calibri">
-    <w:panose1 w:val="020F0502020204030204"/>
-    <w:family w:val="swiss"/>
-    <w:pitch w:val="variable"/>
-    <w:sig w:usb0="E4002EFF" w:usb1="C200247B" w:usb2="00000009" w:usb3="00000000" w:csb0="000001FF" w:csb1="00000000"/>
-  </w:font>
-  <w:font w:name="Courier New">
-    <w:panose1 w:val="02070309020205020404"/>
-    <w:family w:val="modern"/>
-    <w:pitch w:val="fixed"/>
-    <w:sig w:usb0="E0002EFF" w:usb1="C0007843" w:usb2="00000009" w:usb3="00000000" w:csb0="000001FF" w:csb1="00000000"/>
-  </w:font>
-  <w:font w:name="Wingdings">
-    <w:panose1 w:val="05000000000000000000"/>
-    <w:family w:val="auto"/>
-    <w:pitch w:val="variable"/>
-    <w:sig w:usb0="00000000" w:usb1="10000000" w:usb2="00000000" w:usb3="00000000" w:csb0="80000000" w:csb1="00000000"/>
-  </w:font>
-  <w:font w:name="Symbol">
-    <w:panose1 w:val="05050102010706020507"/>
-    <w:family w:val="roman"/>
-    <w:pitch w:val="variable"/>
-    <w:sig w:usb0="00000000" w:usb1="10000000" w:usb2="00000000" w:usb3="00000000" w:csb0="80000000" w:csb1="00000000"/>
-  </w:font>
-  <w:font w:name="Tahoma">
-    <w:panose1 w:val="020B0604030504040204"/>
-    <w:family w:val="swiss"/>
-    <w:notTrueType/>
-    <w:pitch w:val="variable"/>
-    <w:sig w:usb0="00000003" w:usb1="00000000" w:usb2="00000000" w:usb3="00000000" w:csb0="00000001" w:csb1="00000000"/>
-  </w:font>
-  <w:font w:name="SimSun">
-    <w:altName w:val="宋体"/>
-    <w:panose1 w:val="02010600030101010101"/>
-    <w:family w:val="auto"/>
-    <w:notTrueType/>
-    <w:pitch w:val="variable"/>
-    <w:sig w:usb0="00000001" w:usb1="080E0000" w:usb2="00000010" w:usb3="00000000" w:csb0="00040000" w:csb1="00000000"/>
-  </w:font>
-  <w:font w:name="Cambria">
-    <w:panose1 w:val="02040503050406030204"/>
-    <w:family w:val="roman"/>
-    <w:pitch w:val="variable"/>
-    <w:sig w:usb0="E00006FF" w:usb1="420024FF" w:usb2="02000000" w:usb3="00000000" w:csb0="0000019F" w:csb1="00000000"/>
-  </w:font>
-</w:fonts>
-</file>
-
-<file path=./word/numbering.xml><?xml version="1.0" encoding="utf-8"?>
+<file path=word/numbering.xml><?xml version="1.0" encoding="utf-8"?>
 <w:numbering xmlns:wpc="http://schemas.microsoft.com/office/word/2010/wordprocessingCanvas" xmlns:mc="http://schemas.openxmlformats.org/markup-compatibility/2006" xmlns:o="urn:schemas-microsoft-com:office:office" xmlns:r="http://schemas.openxmlformats.org/officeDocument/2006/relationships" xmlns:m="http://schemas.openxmlformats.org/officeDocument/2006/math" xmlns:v="urn:schemas-microsoft-com:vml" xmlns:wp14="http://schemas.microsoft.com/office/word/2010/wordprocessingDrawing" xmlns:wp="http://schemas.openxmlformats.org/drawingml/2006/wordprocessingDrawing" xmlns:w10="urn:schemas-microsoft-com:office:word" xmlns:w="http://schemas.openxmlformats.org/wordprocessingml/2006/main" xmlns:w14="http://schemas.microsoft.com/office/word/2010/wordml" xmlns:wpg="http://schemas.microsoft.com/office/word/2010/wordprocessingGroup" xmlns:wpi="http://schemas.microsoft.com/office/word/2010/wordprocessingInk" xmlns:wne="http://schemas.microsoft.com/office/word/2006/wordml" xmlns:wps="http://schemas.microsoft.com/office/word/2010/wordprocessingShape">
   <w:abstractNum w:abstractNumId="0">
     <w:nsid w:val="04CD4E99"/>
@@ -6071,364 +5926,7 @@
 </w:numbering>
 </file>
 
-<file path=./word/settings.xml><?xml version="1.0" encoding="utf-8"?>
-<w:settings xmlns:mc="http://schemas.openxmlformats.org/markup-compatibility/2006" xmlns:o="urn:schemas-microsoft-com:office:office" xmlns:r="http://schemas.openxmlformats.org/officeDocument/2006/relationships" xmlns:m="http://schemas.openxmlformats.org/officeDocument/2006/math" xmlns:v="urn:schemas-microsoft-com:vml" xmlns:w10="urn:schemas-microsoft-com:office:word" xmlns:w="http://schemas.openxmlformats.org/wordprocessingml/2006/main" xmlns:w14="http://schemas.microsoft.com/office/word/2010/wordml" xmlns:sl="http://schemas.openxmlformats.org/schemaLibrary/2006/main">
-  <w:zoom w:percent="140"/>
-  <w:doNotDisplayPageBoundaries/>
-  <w:proofState w:spelling="clean" w:grammar="clean"/>
-  <w:defaultTabStop w:val="720"/>
-  <w:characterSpacingControl w:val="doNotCompress"/>
-  <w:compat>
-    <w:compatSetting w:name="compatibilityMode" w:uri="http://schemas.microsoft.com/office/word" w:val="12"/>
-  </w:compat>
-  <w:rsids>
-    <w:rsidRoot w:val="004254D1"/>
-    <w:rsid w:val="00005050"/>
-    <w:rsid w:val="0002459B"/>
-    <w:rsid w:val="00024B46"/>
-    <w:rsid w:val="00034F16"/>
-    <w:rsid w:val="000539FE"/>
-    <w:rsid w:val="000540C0"/>
-    <w:rsid w:val="00065424"/>
-    <w:rsid w:val="00072DF4"/>
-    <w:rsid w:val="00081F58"/>
-    <w:rsid w:val="000947DB"/>
-    <w:rsid w:val="0009490C"/>
-    <w:rsid w:val="00095ED0"/>
-    <w:rsid w:val="00096911"/>
-    <w:rsid w:val="000A24D5"/>
-    <w:rsid w:val="000B1EB0"/>
-    <w:rsid w:val="000B2932"/>
-    <w:rsid w:val="000C0454"/>
-    <w:rsid w:val="000C3D2C"/>
-    <w:rsid w:val="000D595D"/>
-    <w:rsid w:val="000D6DBC"/>
-    <w:rsid w:val="000E0C55"/>
-    <w:rsid w:val="000E2CB2"/>
-    <w:rsid w:val="000F6057"/>
-    <w:rsid w:val="00103117"/>
-    <w:rsid w:val="00104993"/>
-    <w:rsid w:val="00105C0C"/>
-    <w:rsid w:val="001063FB"/>
-    <w:rsid w:val="00113899"/>
-    <w:rsid w:val="00121170"/>
-    <w:rsid w:val="00122C70"/>
-    <w:rsid w:val="00123BE7"/>
-    <w:rsid w:val="001325D1"/>
-    <w:rsid w:val="001412B1"/>
-    <w:rsid w:val="0014473E"/>
-    <w:rsid w:val="001522DD"/>
-    <w:rsid w:val="00156680"/>
-    <w:rsid w:val="001724BE"/>
-    <w:rsid w:val="0018654C"/>
-    <w:rsid w:val="00187D76"/>
-    <w:rsid w:val="001A1270"/>
-    <w:rsid w:val="001A40ED"/>
-    <w:rsid w:val="001B0209"/>
-    <w:rsid w:val="001B1886"/>
-    <w:rsid w:val="001D3946"/>
-    <w:rsid w:val="001D3A57"/>
-    <w:rsid w:val="001D4E6A"/>
-    <w:rsid w:val="001D7F6F"/>
-    <w:rsid w:val="001E1903"/>
-    <w:rsid w:val="001E2B33"/>
-    <w:rsid w:val="001E3435"/>
-    <w:rsid w:val="001E3941"/>
-    <w:rsid w:val="001E4740"/>
-    <w:rsid w:val="001E6A89"/>
-    <w:rsid w:val="001F29B5"/>
-    <w:rsid w:val="001F4D9D"/>
-    <w:rsid w:val="002060B2"/>
-    <w:rsid w:val="0021278B"/>
-    <w:rsid w:val="0023021B"/>
-    <w:rsid w:val="00230BD5"/>
-    <w:rsid w:val="00231632"/>
-    <w:rsid w:val="00243E73"/>
-    <w:rsid w:val="002468EB"/>
-    <w:rsid w:val="00247690"/>
-    <w:rsid w:val="00247E60"/>
-    <w:rsid w:val="002520FF"/>
-    <w:rsid w:val="00252168"/>
-    <w:rsid w:val="0025442E"/>
-    <w:rsid w:val="00256954"/>
-    <w:rsid w:val="002613A0"/>
-    <w:rsid w:val="00263D8B"/>
-    <w:rsid w:val="00266095"/>
-    <w:rsid w:val="00267505"/>
-    <w:rsid w:val="00271AEA"/>
-    <w:rsid w:val="00271D9D"/>
-    <w:rsid w:val="002865B6"/>
-    <w:rsid w:val="002919FA"/>
-    <w:rsid w:val="00294939"/>
-    <w:rsid w:val="002B0F8B"/>
-    <w:rsid w:val="002B4039"/>
-    <w:rsid w:val="002B7685"/>
-    <w:rsid w:val="002F766C"/>
-    <w:rsid w:val="00304B07"/>
-    <w:rsid w:val="0031050B"/>
-    <w:rsid w:val="003246E6"/>
-    <w:rsid w:val="00324AF2"/>
-    <w:rsid w:val="00325511"/>
-    <w:rsid w:val="0032682C"/>
-    <w:rsid w:val="003379D1"/>
-    <w:rsid w:val="0034798A"/>
-    <w:rsid w:val="00352D21"/>
-    <w:rsid w:val="003622B0"/>
-    <w:rsid w:val="00364D6F"/>
-    <w:rsid w:val="0037642C"/>
-    <w:rsid w:val="00381580"/>
-    <w:rsid w:val="00397D0D"/>
-    <w:rsid w:val="003F6874"/>
-    <w:rsid w:val="004133B7"/>
-    <w:rsid w:val="004254D1"/>
-    <w:rsid w:val="00426244"/>
-    <w:rsid w:val="00430866"/>
-    <w:rsid w:val="00444F35"/>
-    <w:rsid w:val="004A1AE5"/>
-    <w:rsid w:val="004A3689"/>
-    <w:rsid w:val="004A4706"/>
-    <w:rsid w:val="004B29E4"/>
-    <w:rsid w:val="004B6EB8"/>
-    <w:rsid w:val="004F3D84"/>
-    <w:rsid w:val="004F5E9A"/>
-    <w:rsid w:val="00502D91"/>
-    <w:rsid w:val="00511F53"/>
-    <w:rsid w:val="00530286"/>
-    <w:rsid w:val="00537BA4"/>
-    <w:rsid w:val="00553A1D"/>
-    <w:rsid w:val="00556F08"/>
-    <w:rsid w:val="005816B4"/>
-    <w:rsid w:val="005A61BF"/>
-    <w:rsid w:val="005B132D"/>
-    <w:rsid w:val="005B5FB3"/>
-    <w:rsid w:val="005F557A"/>
-    <w:rsid w:val="0060243E"/>
-    <w:rsid w:val="006054A2"/>
-    <w:rsid w:val="0060628F"/>
-    <w:rsid w:val="00606EFA"/>
-    <w:rsid w:val="006103CD"/>
-    <w:rsid w:val="006156B5"/>
-    <w:rsid w:val="00623709"/>
-    <w:rsid w:val="00626287"/>
-    <w:rsid w:val="006262AE"/>
-    <w:rsid w:val="00641F6B"/>
-    <w:rsid w:val="0067359C"/>
-    <w:rsid w:val="00673DF2"/>
-    <w:rsid w:val="00683438"/>
-    <w:rsid w:val="00683A71"/>
-    <w:rsid w:val="00692AB7"/>
-    <w:rsid w:val="006A238C"/>
-    <w:rsid w:val="006A5771"/>
-    <w:rsid w:val="006A79BB"/>
-    <w:rsid w:val="006B6222"/>
-    <w:rsid w:val="006C0016"/>
-    <w:rsid w:val="006C31EC"/>
-    <w:rsid w:val="006D0E61"/>
-    <w:rsid w:val="006D4680"/>
-    <w:rsid w:val="006D4E5B"/>
-    <w:rsid w:val="006E1638"/>
-    <w:rsid w:val="006E4561"/>
-    <w:rsid w:val="006F0B90"/>
-    <w:rsid w:val="006F1424"/>
-    <w:rsid w:val="00713A7D"/>
-    <w:rsid w:val="0071431B"/>
-    <w:rsid w:val="0072460D"/>
-    <w:rsid w:val="00725AC3"/>
-    <w:rsid w:val="00730E0E"/>
-    <w:rsid w:val="00733F42"/>
-    <w:rsid w:val="00734F12"/>
-    <w:rsid w:val="00735B47"/>
-    <w:rsid w:val="007424B5"/>
-    <w:rsid w:val="00744AD9"/>
-    <w:rsid w:val="007478E4"/>
-    <w:rsid w:val="00785B32"/>
-    <w:rsid w:val="007A115D"/>
-    <w:rsid w:val="007D32D8"/>
-    <w:rsid w:val="007D46CF"/>
-    <w:rsid w:val="007E742E"/>
-    <w:rsid w:val="007F4868"/>
-    <w:rsid w:val="00810A28"/>
-    <w:rsid w:val="00814B05"/>
-    <w:rsid w:val="00816460"/>
-    <w:rsid w:val="008175C9"/>
-    <w:rsid w:val="00834421"/>
-    <w:rsid w:val="008357C0"/>
-    <w:rsid w:val="008453A9"/>
-    <w:rsid w:val="00862F62"/>
-    <w:rsid w:val="00864CC2"/>
-    <w:rsid w:val="00872937"/>
-    <w:rsid w:val="00883BC1"/>
-    <w:rsid w:val="00890968"/>
-    <w:rsid w:val="0089630E"/>
-    <w:rsid w:val="008A3E30"/>
-    <w:rsid w:val="008A761C"/>
-    <w:rsid w:val="008C013A"/>
-    <w:rsid w:val="008C62BF"/>
-    <w:rsid w:val="008D53EB"/>
-    <w:rsid w:val="008E70EF"/>
-    <w:rsid w:val="008F43C6"/>
-    <w:rsid w:val="008F6E39"/>
-    <w:rsid w:val="00906BDA"/>
-    <w:rsid w:val="00920D0C"/>
-    <w:rsid w:val="00926F82"/>
-    <w:rsid w:val="009337E2"/>
-    <w:rsid w:val="0093623F"/>
-    <w:rsid w:val="00936ACD"/>
-    <w:rsid w:val="00937869"/>
-    <w:rsid w:val="00940EE7"/>
-    <w:rsid w:val="00954965"/>
-    <w:rsid w:val="00956CBC"/>
-    <w:rsid w:val="00970FE6"/>
-    <w:rsid w:val="00971D50"/>
-    <w:rsid w:val="00973EEF"/>
-    <w:rsid w:val="00985F26"/>
-    <w:rsid w:val="009916B0"/>
-    <w:rsid w:val="009A6A8E"/>
-    <w:rsid w:val="009D6D39"/>
-    <w:rsid w:val="009D7B53"/>
-    <w:rsid w:val="009D7D82"/>
-    <w:rsid w:val="009E301C"/>
-    <w:rsid w:val="009F27D1"/>
-    <w:rsid w:val="009F39F5"/>
-    <w:rsid w:val="00A11BAD"/>
-    <w:rsid w:val="00A21497"/>
-    <w:rsid w:val="00A245B5"/>
-    <w:rsid w:val="00A9219E"/>
-    <w:rsid w:val="00AA6F22"/>
-    <w:rsid w:val="00AB1D61"/>
-    <w:rsid w:val="00AB1D66"/>
-    <w:rsid w:val="00AB5238"/>
-    <w:rsid w:val="00AB592A"/>
-    <w:rsid w:val="00AC7BF4"/>
-    <w:rsid w:val="00AD30DF"/>
-    <w:rsid w:val="00AE3862"/>
-    <w:rsid w:val="00AE3C91"/>
-    <w:rsid w:val="00AE6644"/>
-    <w:rsid w:val="00AF1E66"/>
-    <w:rsid w:val="00AF5AA2"/>
-    <w:rsid w:val="00B01CB5"/>
-    <w:rsid w:val="00B269D0"/>
-    <w:rsid w:val="00B31805"/>
-    <w:rsid w:val="00B31853"/>
-    <w:rsid w:val="00B37813"/>
-    <w:rsid w:val="00B40872"/>
-    <w:rsid w:val="00B53635"/>
-    <w:rsid w:val="00B57FA0"/>
-    <w:rsid w:val="00B60B86"/>
-    <w:rsid w:val="00B63FD1"/>
-    <w:rsid w:val="00B651BC"/>
-    <w:rsid w:val="00B66462"/>
-    <w:rsid w:val="00B74770"/>
-    <w:rsid w:val="00B76EBE"/>
-    <w:rsid w:val="00B8025E"/>
-    <w:rsid w:val="00B96767"/>
-    <w:rsid w:val="00B9701B"/>
-    <w:rsid w:val="00BB2FB6"/>
-    <w:rsid w:val="00BB525A"/>
-    <w:rsid w:val="00BD1148"/>
-    <w:rsid w:val="00BD7CCE"/>
-    <w:rsid w:val="00BE2ECC"/>
-    <w:rsid w:val="00C025DA"/>
-    <w:rsid w:val="00C3347B"/>
-    <w:rsid w:val="00C42360"/>
-    <w:rsid w:val="00C44812"/>
-    <w:rsid w:val="00C64B88"/>
-    <w:rsid w:val="00C67CF4"/>
-    <w:rsid w:val="00C74F2C"/>
-    <w:rsid w:val="00C806BA"/>
-    <w:rsid w:val="00C82200"/>
-    <w:rsid w:val="00CA0D56"/>
-    <w:rsid w:val="00CA1BE3"/>
-    <w:rsid w:val="00CA706E"/>
-    <w:rsid w:val="00CB475A"/>
-    <w:rsid w:val="00CB5F4C"/>
-    <w:rsid w:val="00CC4F57"/>
-    <w:rsid w:val="00CD6707"/>
-    <w:rsid w:val="00CE69FE"/>
-    <w:rsid w:val="00D118E7"/>
-    <w:rsid w:val="00D14F5A"/>
-    <w:rsid w:val="00D22016"/>
-    <w:rsid w:val="00D26300"/>
-    <w:rsid w:val="00D2762F"/>
-    <w:rsid w:val="00D43086"/>
-    <w:rsid w:val="00D45FAA"/>
-    <w:rsid w:val="00D4790B"/>
-    <w:rsid w:val="00D60505"/>
-    <w:rsid w:val="00D6428D"/>
-    <w:rsid w:val="00D67E9A"/>
-    <w:rsid w:val="00D841B4"/>
-    <w:rsid w:val="00DA49E4"/>
-    <w:rsid w:val="00DB33C8"/>
-    <w:rsid w:val="00DE178F"/>
-    <w:rsid w:val="00DE22A9"/>
-    <w:rsid w:val="00DE3809"/>
-    <w:rsid w:val="00E16D88"/>
-    <w:rsid w:val="00E2545C"/>
-    <w:rsid w:val="00E3099C"/>
-    <w:rsid w:val="00E3475E"/>
-    <w:rsid w:val="00E4389B"/>
-    <w:rsid w:val="00E736E3"/>
-    <w:rsid w:val="00E86E6E"/>
-    <w:rsid w:val="00EA54BF"/>
-    <w:rsid w:val="00EA68C5"/>
-    <w:rsid w:val="00EB0D23"/>
-    <w:rsid w:val="00EB5FBF"/>
-    <w:rsid w:val="00EC4F74"/>
-    <w:rsid w:val="00EC78C9"/>
-    <w:rsid w:val="00ED6C61"/>
-    <w:rsid w:val="00EE16B0"/>
-    <w:rsid w:val="00EE67E4"/>
-    <w:rsid w:val="00EE72BD"/>
-    <w:rsid w:val="00F00E8F"/>
-    <w:rsid w:val="00F0602D"/>
-    <w:rsid w:val="00F26399"/>
-    <w:rsid w:val="00F37D26"/>
-    <w:rsid w:val="00F42BA1"/>
-    <w:rsid w:val="00F53AC4"/>
-    <w:rsid w:val="00F56FD8"/>
-    <w:rsid w:val="00F65DDD"/>
-    <w:rsid w:val="00F90195"/>
-    <w:rsid w:val="00F92624"/>
-    <w:rsid w:val="00FA3CBC"/>
-    <w:rsid w:val="00FA7635"/>
-    <w:rsid w:val="00FB0DB7"/>
-    <w:rsid w:val="00FB5BAC"/>
-    <w:rsid w:val="00FC34F0"/>
-    <w:rsid w:val="00FC785F"/>
-    <w:rsid w:val="00FE51DB"/>
-    <w:rsid w:val="00FF37B4"/>
-  </w:rsids>
-  <m:mathPr>
-    <m:mathFont m:val="Cambria Math"/>
-    <m:brkBin m:val="before"/>
-    <m:brkBinSub m:val="--"/>
-    <m:smallFrac/>
-    <m:dispDef/>
-    <m:lMargin m:val="0"/>
-    <m:rMargin m:val="0"/>
-    <m:defJc m:val="centerGroup"/>
-    <m:wrapIndent m:val="1440"/>
-    <m:intLim m:val="subSup"/>
-    <m:naryLim m:val="undOvr"/>
-  </m:mathPr>
-  <w:themeFontLang w:val="en-US"/>
-  <w:clrSchemeMapping w:bg1="light1" w:t1="dark1" w:bg2="light2" w:t2="dark2" w:accent1="accent1" w:accent2="accent2" w:accent3="accent3" w:accent4="accent4" w:accent5="accent5" w:accent6="accent6" w:hyperlink="hyperlink" w:followedHyperlink="followedHyperlink"/>
-  <w:shapeDefaults>
-    <o:shapedefaults v:ext="edit" spidmax="1030"/>
-    <o:shapelayout v:ext="edit">
-      <o:idmap v:ext="edit" data="1"/>
-      <o:rules v:ext="edit">
-        <o:r id="V:Rule1" type="connector" idref="#_x0000_s1028"/>
-        <o:r id="V:Rule2" type="connector" idref="#_x0000_s1029"/>
-      </o:rules>
-    </o:shapelayout>
-  </w:shapeDefaults>
-  <w:decimalSymbol w:val="."/>
-  <w:listSeparator w:val=","/>
-</w:settings>
-</file>
-
-<file path=./word/styles.xml><?xml version="1.0" encoding="utf-8"?>
+<file path=word/styles.xml><?xml version="1.0" encoding="utf-8"?>
 <w:styles xmlns:mc="http://schemas.openxmlformats.org/markup-compatibility/2006" xmlns:r="http://schemas.openxmlformats.org/officeDocument/2006/relationships" xmlns:w="http://schemas.openxmlformats.org/wordprocessingml/2006/main" xmlns:w14="http://schemas.microsoft.com/office/word/2010/wordml">
   <w:docDefaults>
     <w:rPrDefault>
@@ -6745,7 +6243,7 @@
 </w:styles>
 </file>
 
-<file path=./word/stylesWithEffects.xml><?xml version="1.0" encoding="utf-8"?>
+<file path=word/stylesWithEffects.xml><?xml version="1.0" encoding="utf-8"?>
 <w:styles xmlns:wpc="http://schemas.microsoft.com/office/word/2010/wordprocessingCanvas" xmlns:mc="http://schemas.openxmlformats.org/markup-compatibility/2006" xmlns:o="urn:schemas-microsoft-com:office:office" xmlns:r="http://schemas.openxmlformats.org/officeDocument/2006/relationships" xmlns:m="http://schemas.openxmlformats.org/officeDocument/2006/math" xmlns:v="urn:schemas-microsoft-com:vml" xmlns:wp14="http://schemas.microsoft.com/office/word/2010/wordprocessingDrawing" xmlns:wp="http://schemas.openxmlformats.org/drawingml/2006/wordprocessingDrawing" xmlns:w10="urn:schemas-microsoft-com:office:word" xmlns:w="http://schemas.openxmlformats.org/wordprocessingml/2006/main" xmlns:w14="http://schemas.microsoft.com/office/word/2010/wordml" xmlns:wpg="http://schemas.microsoft.com/office/word/2010/wordprocessingGroup" xmlns:wpi="http://schemas.microsoft.com/office/word/2010/wordprocessingInk" xmlns:wne="http://schemas.microsoft.com/office/word/2006/wordml" xmlns:wps="http://schemas.microsoft.com/office/word/2010/wordprocessingShape">
   <w:docDefaults>
     <w:rPrDefault>
@@ -6935,7 +6433,7 @@
 </w:styles>
 </file>
 
-<file path=./word/theme/theme1.xml><?xml version="1.0" encoding="utf-8"?>
+<file path=word/theme/theme1.xml><?xml version="1.0" encoding="utf-8"?>
 <a:theme xmlns:a="http://schemas.openxmlformats.org/drawingml/2006/main" name="Office Theme">
   <a:themeElements>
     <a:clrScheme name="Office">
@@ -7220,90 +6718,14 @@
 </a:theme>
 </file>
 
-<file path=./word/webSettings.xml><?xml version="1.0" encoding="utf-8"?>
-<w:webSettings xmlns:mc="http://schemas.openxmlformats.org/markup-compatibility/2006" xmlns:r="http://schemas.openxmlformats.org/officeDocument/2006/relationships" xmlns:w="http://schemas.openxmlformats.org/wordprocessingml/2006/main" xmlns:w14="http://schemas.microsoft.com/office/word/2010/wordml">
-  <w:divs>
-    <w:div w:id="553396">
-      <w:bodyDiv w:val="1"/>
-      <w:marLeft w:val="0"/>
-      <w:marRight w:val="0"/>
-      <w:marTop w:val="0"/>
-      <w:marBottom w:val="0"/>
-      <w:divBdr>
-        <w:top w:val="none" w:sz="0" w:space="0" w:color="auto"/>
-        <w:left w:val="none" w:sz="0" w:space="0" w:color="auto"/>
-        <w:bottom w:val="none" w:sz="0" w:space="0" w:color="auto"/>
-        <w:right w:val="none" w:sz="0" w:space="0" w:color="auto"/>
-      </w:divBdr>
-    </w:div>
-    <w:div w:id="157427386">
-      <w:bodyDiv w:val="1"/>
-      <w:marLeft w:val="0"/>
-      <w:marRight w:val="0"/>
-      <w:marTop w:val="0"/>
-      <w:marBottom w:val="0"/>
-      <w:divBdr>
-        <w:top w:val="none" w:sz="0" w:space="0" w:color="auto"/>
-        <w:left w:val="none" w:sz="0" w:space="0" w:color="auto"/>
-        <w:bottom w:val="none" w:sz="0" w:space="0" w:color="auto"/>
-        <w:right w:val="none" w:sz="0" w:space="0" w:color="auto"/>
-      </w:divBdr>
-    </w:div>
-    <w:div w:id="352347855">
-      <w:bodyDiv w:val="1"/>
-      <w:marLeft w:val="0"/>
-      <w:marRight w:val="0"/>
-      <w:marTop w:val="0"/>
-      <w:marBottom w:val="0"/>
-      <w:divBdr>
-        <w:top w:val="none" w:sz="0" w:space="0" w:color="auto"/>
-        <w:left w:val="none" w:sz="0" w:space="0" w:color="auto"/>
-        <w:bottom w:val="none" w:sz="0" w:space="0" w:color="auto"/>
-        <w:right w:val="none" w:sz="0" w:space="0" w:color="auto"/>
-      </w:divBdr>
-    </w:div>
-    <w:div w:id="661664258">
-      <w:bodyDiv w:val="1"/>
-      <w:marLeft w:val="0"/>
-      <w:marRight w:val="0"/>
-      <w:marTop w:val="0"/>
-      <w:marBottom w:val="0"/>
-      <w:divBdr>
-        <w:top w:val="none" w:sz="0" w:space="0" w:color="auto"/>
-        <w:left w:val="none" w:sz="0" w:space="0" w:color="auto"/>
-        <w:bottom w:val="none" w:sz="0" w:space="0" w:color="auto"/>
-        <w:right w:val="none" w:sz="0" w:space="0" w:color="auto"/>
-      </w:divBdr>
-    </w:div>
-    <w:div w:id="794719479">
-      <w:bodyDiv w:val="1"/>
-      <w:marLeft w:val="0"/>
-      <w:marRight w:val="0"/>
-      <w:marTop w:val="0"/>
-      <w:marBottom w:val="0"/>
-      <w:divBdr>
-        <w:top w:val="none" w:sz="0" w:space="0" w:color="auto"/>
-        <w:left w:val="none" w:sz="0" w:space="0" w:color="auto"/>
-        <w:bottom w:val="none" w:sz="0" w:space="0" w:color="auto"/>
-        <w:right w:val="none" w:sz="0" w:space="0" w:color="auto"/>
-      </w:divBdr>
-    </w:div>
-    <w:div w:id="1748645646">
-      <w:bodyDiv w:val="1"/>
-      <w:marLeft w:val="0"/>
-      <w:marRight w:val="0"/>
-      <w:marTop w:val="0"/>
-      <w:marBottom w:val="0"/>
-      <w:divBdr>
-        <w:top w:val="none" w:sz="0" w:space="0" w:color="auto"/>
-        <w:left w:val="none" w:sz="0" w:space="0" w:color="auto"/>
-        <w:bottom w:val="none" w:sz="0" w:space="0" w:color="auto"/>
-        <w:right w:val="none" w:sz="0" w:space="0" w:color="auto"/>
-      </w:divBdr>
-    </w:div>
-  </w:divs>
-  <w:optimizeForBrowser/>
-  <w:relyOnVML/>
-  <w:allowPNG/>
-</w:webSettings>
+<file path=customXml/item1.xml><?xml version="1.0" encoding="utf-8"?>
+<b:Sources xmlns:b="http://schemas.openxmlformats.org/officeDocument/2006/bibliography" xmlns="http://schemas.openxmlformats.org/officeDocument/2006/bibliography" SelectedStyle="\APA.XSL" StyleName="APA"/>
+</file>
+
+<file path=customXml/itemProps1.xml><?xml version="1.0" encoding="utf-8"?>
+<ds:datastoreItem xmlns:ds="http://schemas.openxmlformats.org/officeDocument/2006/customXml" ds:itemID="{464038F5-B986-4FF0-9ADE-F5B603C04C9A}">
+  <ds:schemaRefs>
+    <ds:schemaRef ds:uri="http://schemas.openxmlformats.org/officeDocument/2006/bibliography"/>
+  </ds:schemaRefs>
+</ds:datastoreItem>
 </file>